--- a/trip/xi-an/xi-an.docx
+++ b/trip/xi-an/xi-an.docx
@@ -67,7 +67,7 @@
           <w:b w:val="0"/>
           <w:sz w:val="22"/>
         </w:rPr>
-        <w:t>跨市交通: 飞机往返。去程 MF8289 杭州10:45→西安13:25 / 回程 MU2379 西安17:15→杭州19:40</w:t>
+        <w:t>跨市交通: 飞机往返。去程 杭州10:45→西安13:25 / 回程 西安17:15→杭州19:40</w:t>
       </w:r>
     </w:p>
     <w:p>
@@ -473,7 +473,7 @@
           <w:b w:val="0"/>
           <w:sz w:val="21"/>
         </w:rPr>
-        <w:t>老城核心日，城墙作为主景点，从南门/永宁门上城租车，往西骑到西北城角或玉祥门附近下城，接广仁寺；若西北角不能还车，则在西门/安定门下城后前往广仁寺。周六尽量不要太晚登城，若租不到合适自行车，就改为步行一段或乘城墙观光车。化觉巷清真大寺作为机动项，有余力可去。</w:t>
+        <w:t>老城核心日，城墙作为主景点，从南门/永宁门上城租车，往西骑到西北城角或玉祥门附近下城，接广仁寺；若西北角不能还车，则在西门/安定门下城后前往广仁寺。登城当天尽量不要太晚上城，若租不到合适自行车，就改为步行一段或乘城墙观光车。化觉巷清真大寺作为机动项，有余力可去。</w:t>
       </w:r>
     </w:p>
     <w:p>
